--- a/ky/wisdom-stories/what-matters-in-life.docx
+++ b/ky/wisdom-stories/what-matters-in-life.docx
@@ -20,7 +20,7 @@
           <w:sz w:val="34"/>
           <w:lang w:val="ky-KG"/>
         </w:rPr>
-        <w:t>Жашоодо эмне маанилүү</w:t>
+        <w:t>Жашоодо эмне маанилүү?</w:t>
       </w:r>
       <w:bookmarkEnd w:id="10230"/>
     </w:p>
@@ -315,7 +315,7 @@
           <w:sz w:val="22"/>
           <w:lang w:val="ky-KG"/>
         </w:rPr>
-        <w:t xml:space="preserve">Сабак: </w:t>
+        <w:t>Сабак: Жашооңдо адегенде үй-бүлөңө, сүйүүгө, ден соолугуңа орун бер. Бүт убактыңды майда иштерге сарптасаң, эң баалуу нерселерге убакытың калбайт.</w:t>
       </w:r>
       <w:r>
         <w:rPr>
@@ -324,7 +324,6 @@
           <w:sz w:val="22"/>
           <w:lang w:val="ky-KG"/>
         </w:rPr>
-        <w:t>Өмүрүңдө эң маанилүү нерселерге биринчи орун бер. Майда түйшүк үй-бүлөңө, ден соолугуңа, жакындарыңа бөлчү убакытты ээлеп албасын.</w:t>
       </w:r>
     </w:p>
     <w:p>
@@ -344,7 +343,7 @@
           <w:sz w:val="18"/>
           <w:lang w:val="ky-KG"/>
         </w:rPr>
-        <w:t>Окуя ачык интернет булактарынан алынды.</w:t>
+        <w:t>Аңгемелер ачык интернет булактарынан алынган, иллюстрациялар болсо ЖИ менен түзүлгөн.</w:t>
       </w:r>
     </w:p>
     <w:sectPr>

--- a/ky/wisdom-stories/what-matters-in-life.docx
+++ b/ky/wisdom-stories/what-matters-in-life.docx
@@ -3,347 +3,120 @@
 <w:document xmlns:wpc="http://schemas.microsoft.com/office/word/2010/wordprocessingCanvas" xmlns:cx="http://schemas.microsoft.com/office/drawing/2014/chartex" xmlns:cx1="http://schemas.microsoft.com/office/drawing/2015/9/8/chartex" xmlns:cx2="http://schemas.microsoft.com/office/drawing/2015/10/21/chartex" xmlns:cx3="http://schemas.microsoft.com/office/drawing/2016/5/9/chartex" xmlns:cx4="http://schemas.microsoft.com/office/drawing/2016/5/10/chartex" xmlns:cx5="http://schemas.microsoft.com/office/drawing/2016/5/11/chartex" xmlns:cx6="http://schemas.microsoft.com/office/drawing/2016/5/12/chartex" xmlns:cx7="http://schemas.microsoft.com/office/drawing/2016/5/13/chartex" xmlns:cx8="http://schemas.microsoft.com/office/drawing/2016/5/14/chartex" xmlns:mc="http://schemas.openxmlformats.org/markup-compatibility/2006" xmlns:aink="http://schemas.microsoft.com/office/drawing/2016/ink" xmlns:am3d="http://schemas.microsoft.com/office/drawing/2017/model3d" xmlns:o="urn:schemas-microsoft-com:office:office" xmlns:oel="http://schemas.microsoft.com/office/2019/extlst" xmlns:r="http://schemas.openxmlformats.org/officeDocument/2006/relationships" xmlns:m="http://schemas.openxmlformats.org/officeDocument/2006/math" xmlns:v="urn:schemas-microsoft-com:vml" xmlns:wp14="http://schemas.microsoft.com/office/word/2010/wordprocessingDrawing" xmlns:wp="http://schemas.openxmlformats.org/drawingml/2006/wordprocessingDrawing" xmlns:w10="urn:schemas-microsoft-com:office:word" xmlns:w="http://schemas.openxmlformats.org/wordprocessingml/2006/main" xmlns:w14="http://schemas.microsoft.com/office/word/2010/wordml" xmlns:w15="http://schemas.microsoft.com/office/word/2012/wordml" xmlns:w16cex="http://schemas.microsoft.com/office/word/2018/wordml/cex" xmlns:w16cid="http://schemas.microsoft.com/office/word/2016/wordml/cid" xmlns:w16="http://schemas.microsoft.com/office/word/2018/wordml" xmlns:w16du="http://schemas.microsoft.com/office/word/2023/wordml/word16du" xmlns:w16sdtdh="http://schemas.microsoft.com/office/word/2020/wordml/sdtdatahash" xmlns:w16sdtfl="http://schemas.microsoft.com/office/word/2024/wordml/sdtformatlock" xmlns:w16se="http://schemas.microsoft.com/office/word/2015/wordml/symex" xmlns:wpg="http://schemas.microsoft.com/office/word/2010/wordprocessingGroup" xmlns:wpi="http://schemas.microsoft.com/office/word/2010/wordprocessingInk" xmlns:wne="http://schemas.microsoft.com/office/word/2006/wordml" xmlns:wps="http://schemas.microsoft.com/office/word/2010/wordprocessingShape" mc:Ignorable="w14 w15 w16se w16cid w16 w16cex w16sdtdh w16sdtfl w16du wp14">
   <w:body>
     <w:p>
-      <w:pPr>
-        <w:pStyle w:val="Title"/>
-        <w:keepNext/>
-        <w:keepLines w:val="0"/>
-        <w:pageBreakBefore w:val="0"/>
-        <w:widowControl/>
-        <w:spacing w:line="269" w:lineRule="auto" w:after="180" w:before="0"/>
-      </w:pPr>
-      <w:bookmarkStart w:id="10230" w:name="Story_231"/>
       <w:r>
         <w:rPr>
-          <w:rFonts w:ascii="Arial" w:hAnsi="Arial"/>
           <w:b/>
-          <w:color w:val="000000"/>
-          <w:sz w:val="34"/>
-          <w:lang w:val="ky-KG"/>
+          <w:bCs/>
         </w:rPr>
         <w:t>Жашоодо эмне маанилүү?</w:t>
       </w:r>
-      <w:bookmarkEnd w:id="10230"/>
-    </w:p>
-    <w:p>
-      <w:pPr>
-        <w:keepNext w:val="0"/>
-        <w:keepLines w:val="0"/>
-        <w:pageBreakBefore w:val="0"/>
-        <w:widowControl/>
-        <w:spacing w:line="269" w:lineRule="auto" w:after="120" w:before="0"/>
-      </w:pPr>
+    </w:p>
+    <w:p>
+      <w:r>
+        <w:t>Мугалим класска кирип, окуучулар менен учурашат. Сумкасынан айнек банка алып чыгып, үстөлгө коёт да, мындай дейт:</w:t>
+      </w:r>
+    </w:p>
+    <w:p>
+      <w:r>
+        <w:t>— Ар бирибизге бир гана өмүр берилген. Убактыбызды эмнеге арнасак, жашообузда ошого орун беребиз.</w:t>
+      </w:r>
+    </w:p>
+    <w:p>
+      <w:r>
+        <w:t>Анан банканы гольф топтору менен толтуруп, сурайт:</w:t>
+      </w:r>
+    </w:p>
+    <w:p>
+      <w:r>
+        <w:t>— Кандай ойлойсуңар, банка толдубу?</w:t>
+      </w:r>
+    </w:p>
+    <w:p>
+      <w:r>
+        <w:t>— Толду! — деп окуучулар бир ооздон жооп беришет.</w:t>
+      </w:r>
+    </w:p>
+    <w:p>
+      <w:r>
+        <w:t>Мугалим банкага майда таштарды салып, аны акырын силкилейт. Таштар топтордун ортосундагы боштуктарга жайгашат.</w:t>
+      </w:r>
+    </w:p>
+    <w:p>
+      <w:r>
+        <w:t>— Эми толдубу?</w:t>
+      </w:r>
+    </w:p>
+    <w:p>
+      <w:r>
+        <w:t>— Ооба! — дешет окуучулар.</w:t>
+      </w:r>
+    </w:p>
+    <w:p>
+      <w:r>
+        <w:t>Бул жолу мугалим банкага кум куят. Кум таштардын арасындагы калган боштуктарды толтурат.</w:t>
+      </w:r>
+    </w:p>
+    <w:p>
+      <w:r>
+        <w:t>— Эми кандай?</w:t>
+      </w:r>
+    </w:p>
+    <w:p>
+      <w:r>
+        <w:t>Окуучулар дагы эле банканын толгонун айтышат.</w:t>
+      </w:r>
+    </w:p>
+    <w:p>
+      <w:r>
+        <w:t>Мугалим көргөндөрүнүн маанисин түшүндүрөт:</w:t>
+      </w:r>
+    </w:p>
+    <w:p>
+      <w:r>
+        <w:t>— Бул банка — силердин жашооңор. Гольф топтору эң кымбат нерселерди билдирет: үй-бүлөңөрдү, досторуңарды, сүйгөн адамдарыңарды жана ден соолугуңарды.</w:t>
+      </w:r>
+    </w:p>
+    <w:p>
+      <w:r>
+        <w:t>Таштар — жумушуңар, үйүңөр, мал-мүлкүңөр сыяктуу башка маанилүү нерселер.</w:t>
+      </w:r>
+    </w:p>
+    <w:p>
+      <w:r>
+        <w:t>Ал эми кум — күнүмдүк майда иштер, анчалык маанилүү эмес түйшүктөр.</w:t>
+      </w:r>
+    </w:p>
+    <w:p>
+      <w:r>
+        <w:t>Эгер банканы адегенде кумга толтурсам, топторго да, таштарга да орун калмак эмес. Жашоодо да ушундай. Бардык убактыңарды, күчүңөрдү майда иштерге жумшасаңар, эң кымбат нерселерге орун калбайт.</w:t>
+      </w:r>
+    </w:p>
+    <w:p>
+      <w:r>
+        <w:t>Адегенде жашооңордогу «гольф топтору» эмне экенин аныктап, аларга орун бергиле. Калганын андан кийин жайгаштырасыңар.</w:t>
+      </w:r>
+    </w:p>
+    <w:p>
       <w:r>
         <w:rPr>
-          <w:rFonts w:ascii="Arial" w:eastAsia="Arial" w:hAnsi="Arial"/>
-          <w:color w:val="000000"/>
-          <w:sz w:val="22"/>
-          <w:lang w:val="ky-KG"/>
+          <w:b/>
+          <w:bCs/>
         </w:rPr>
-        <w:t>Мугалим класска кирип, окуучулар менен учурашат да, сумкасынан айнек банка алып чыгып, үстөлдүн үстүнө коёт:</w:t>
-      </w:r>
-    </w:p>
-    <w:p>
-      <w:pPr>
-        <w:keepNext w:val="0"/>
-        <w:keepLines w:val="0"/>
-        <w:pageBreakBefore w:val="0"/>
-        <w:widowControl/>
-        <w:spacing w:line="269" w:lineRule="auto" w:after="120" w:before="0"/>
-      </w:pPr>
-      <w:r>
+        <w:t>Сабак: Эң кымбат нерселерге убакыт жетпей жатса, кээде эмнеге артыкчылык берип жүргөнүңдү кайра карап чыгуу керек. Күнүмдүк майда түйшүктөр үчүн үй-бүлөнү, сүйүүнү жана ден соолукту экинчи орунга калтырба.</w:t>
+      </w:r>
+    </w:p>
+    <w:p>
+      <w:pPr>
         <w:rPr>
-          <w:rFonts w:ascii="Arial" w:eastAsia="Arial" w:hAnsi="Arial"/>
-          <w:color w:val="000000"/>
-          <w:sz w:val="22"/>
-          <w:lang w:val="ky-KG"/>
+          <w:lang w:val="en-US"/>
         </w:rPr>
-        <w:t>— Ар бирибизге бир гана өмүр берилген. Убактыбызды туура пайдалансак, бул жашоодо каалаган нерсебиздин баарына жете алабыз. — Анан банканы гольф топтору менен толтуруп, окуучулардан сурайт: — Кандай дейсиңер, банка толдубу?</w:t>
-      </w:r>
-    </w:p>
-    <w:p>
-      <w:pPr>
-        <w:keepNext w:val="0"/>
-        <w:keepLines w:val="0"/>
-        <w:pageBreakBefore w:val="0"/>
-        <w:widowControl/>
-        <w:spacing w:line="269" w:lineRule="auto" w:after="120" w:before="0"/>
       </w:pPr>
       <w:r>
         <w:rPr>
-          <w:rFonts w:ascii="Arial" w:eastAsia="Arial" w:hAnsi="Arial"/>
-          <w:color w:val="000000"/>
-          <w:sz w:val="22"/>
-          <w:lang w:val="ky-KG"/>
+          <w:i/>
+          <w:iCs/>
         </w:rPr>
-        <w:t>— Толду, — деп баары бир ооздон жооп берет.</w:t>
-      </w:r>
-    </w:p>
-    <w:p>
-      <w:pPr>
-        <w:keepNext w:val="0"/>
-        <w:keepLines w:val="0"/>
-        <w:pageBreakBefore w:val="0"/>
-        <w:widowControl/>
-        <w:spacing w:line="269" w:lineRule="auto" w:after="120" w:before="0"/>
-      </w:pPr>
-      <w:r>
-        <w:rPr>
-          <w:rFonts w:ascii="Arial" w:eastAsia="Arial" w:hAnsi="Arial"/>
-          <w:color w:val="000000"/>
-          <w:sz w:val="22"/>
-          <w:lang w:val="ky-KG"/>
-        </w:rPr>
-        <w:t>Мугалим сумкасынан бир аз ири шагыл чыгарып, банкага салат да, кайра сурайт:</w:t>
-      </w:r>
-    </w:p>
-    <w:p>
-      <w:pPr>
-        <w:keepNext w:val="0"/>
-        <w:keepLines w:val="0"/>
-        <w:pageBreakBefore w:val="0"/>
-        <w:widowControl/>
-        <w:spacing w:line="269" w:lineRule="auto" w:after="120" w:before="0"/>
-      </w:pPr>
-      <w:r>
-        <w:rPr>
-          <w:rFonts w:ascii="Arial" w:eastAsia="Arial" w:hAnsi="Arial"/>
-          <w:color w:val="000000"/>
-          <w:sz w:val="22"/>
-          <w:lang w:val="ky-KG"/>
-        </w:rPr>
-        <w:t>— Эмичи, банка толдубу?</w:t>
-      </w:r>
-    </w:p>
-    <w:p>
-      <w:pPr>
-        <w:keepNext w:val="0"/>
-        <w:keepLines w:val="0"/>
-        <w:pageBreakBefore w:val="0"/>
-        <w:widowControl/>
-        <w:spacing w:line="269" w:lineRule="auto" w:after="120" w:before="0"/>
-      </w:pPr>
-      <w:r>
-        <w:rPr>
-          <w:rFonts w:ascii="Arial" w:eastAsia="Arial" w:hAnsi="Arial"/>
-          <w:color w:val="000000"/>
-          <w:sz w:val="22"/>
-          <w:lang w:val="ky-KG"/>
-        </w:rPr>
-        <w:t>— Ооба, — деп жооп беришет окуучулар.</w:t>
-      </w:r>
-    </w:p>
-    <w:p>
-      <w:pPr>
-        <w:keepNext w:val="0"/>
-        <w:keepLines w:val="0"/>
-        <w:pageBreakBefore w:val="0"/>
-        <w:widowControl/>
-        <w:spacing w:line="269" w:lineRule="auto" w:after="120" w:before="0"/>
-      </w:pPr>
-      <w:r>
-        <w:rPr>
-          <w:rFonts w:ascii="Arial" w:eastAsia="Arial" w:hAnsi="Arial"/>
-          <w:color w:val="000000"/>
-          <w:sz w:val="22"/>
-          <w:lang w:val="ky-KG"/>
-        </w:rPr>
-        <w:t>Мугалим банкага дагы бир аз кум куюп, дагы бир жолу сурайт:</w:t>
-      </w:r>
-    </w:p>
-    <w:p>
-      <w:pPr>
-        <w:keepNext w:val="0"/>
-        <w:keepLines w:val="0"/>
-        <w:pageBreakBefore w:val="0"/>
-        <w:widowControl/>
-        <w:spacing w:line="269" w:lineRule="auto" w:after="120" w:before="0"/>
-      </w:pPr>
-      <w:r>
-        <w:rPr>
-          <w:rFonts w:ascii="Arial" w:eastAsia="Arial" w:hAnsi="Arial"/>
-          <w:color w:val="000000"/>
-          <w:sz w:val="22"/>
-          <w:lang w:val="ky-KG"/>
-        </w:rPr>
-        <w:t>— Банка толдубу?</w:t>
-      </w:r>
-    </w:p>
-    <w:p>
-      <w:pPr>
-        <w:keepNext w:val="0"/>
-        <w:keepLines w:val="0"/>
-        <w:pageBreakBefore w:val="0"/>
-        <w:widowControl/>
-        <w:spacing w:line="269" w:lineRule="auto" w:after="120" w:before="0"/>
-      </w:pPr>
-      <w:r>
-        <w:rPr>
-          <w:rFonts w:ascii="Arial" w:eastAsia="Arial" w:hAnsi="Arial"/>
-          <w:color w:val="000000"/>
-          <w:sz w:val="22"/>
-          <w:lang w:val="ky-KG"/>
-        </w:rPr>
-        <w:t>Окуучулар бул жолу да банканын толгонун ырасташат.</w:t>
-      </w:r>
-    </w:p>
-    <w:p>
-      <w:pPr>
-        <w:keepNext w:val="0"/>
-        <w:keepLines w:val="0"/>
-        <w:pageBreakBefore w:val="0"/>
-        <w:widowControl/>
-        <w:spacing w:line="269" w:lineRule="auto" w:after="120" w:before="0"/>
-      </w:pPr>
-      <w:r>
-        <w:rPr>
-          <w:rFonts w:ascii="Arial" w:eastAsia="Arial" w:hAnsi="Arial"/>
-          <w:color w:val="000000"/>
-          <w:sz w:val="22"/>
-          <w:lang w:val="ky-KG"/>
-        </w:rPr>
-        <w:t>Көрсөтмөсүн аяктаган мугалим анын маанисин окуучуларга мындайча түшүндүрөт:</w:t>
-      </w:r>
-    </w:p>
-    <w:p>
-      <w:pPr>
-        <w:keepNext w:val="0"/>
-        <w:keepLines w:val="0"/>
-        <w:pageBreakBefore w:val="0"/>
-        <w:widowControl/>
-        <w:spacing w:line="269" w:lineRule="auto" w:after="120" w:before="0"/>
-      </w:pPr>
-      <w:r>
-        <w:rPr>
-          <w:rFonts w:ascii="Arial" w:eastAsia="Arial" w:hAnsi="Arial"/>
-          <w:color w:val="000000"/>
-          <w:sz w:val="22"/>
-          <w:lang w:val="ky-KG"/>
-        </w:rPr>
-        <w:t>— Бул банка жашоонун белгиси деп элестеткиле:</w:t>
-      </w:r>
-    </w:p>
-    <w:p>
-      <w:pPr>
-        <w:keepNext w:val="0"/>
-        <w:keepLines w:val="0"/>
-        <w:pageBreakBefore w:val="0"/>
-        <w:widowControl/>
-        <w:spacing w:line="269" w:lineRule="auto" w:after="120" w:before="0"/>
-      </w:pPr>
-      <w:r>
-        <w:rPr>
-          <w:rFonts w:ascii="Arial" w:eastAsia="Arial" w:hAnsi="Arial"/>
-          <w:color w:val="000000"/>
-          <w:sz w:val="22"/>
-          <w:lang w:val="ky-KG"/>
-        </w:rPr>
-        <w:t>гольф топтору — жашоодо эң жогору баалаган нерселериңердин: үй-бүлөңөрдүн, досторуңардын, сүйүктүү адамдарыңардын;</w:t>
-      </w:r>
-    </w:p>
-    <w:p>
-      <w:pPr>
-        <w:keepNext w:val="0"/>
-        <w:keepLines w:val="0"/>
-        <w:pageBreakBefore w:val="0"/>
-        <w:widowControl/>
-        <w:spacing w:line="269" w:lineRule="auto" w:after="120" w:before="0"/>
-      </w:pPr>
-      <w:r>
-        <w:rPr>
-          <w:rFonts w:ascii="Arial" w:eastAsia="Arial" w:hAnsi="Arial"/>
-          <w:color w:val="000000"/>
-          <w:sz w:val="22"/>
-          <w:lang w:val="ky-KG"/>
-        </w:rPr>
-        <w:t>ири шагылдар — башка маанилүү нерселердин: мал-мүлкүңөрдүн, үй-жайыңардын, ишиңердин;</w:t>
-      </w:r>
-    </w:p>
-    <w:p>
-      <w:pPr>
-        <w:keepNext w:val="0"/>
-        <w:keepLines w:val="0"/>
-        <w:pageBreakBefore w:val="0"/>
-        <w:widowControl/>
-        <w:spacing w:line="269" w:lineRule="auto" w:after="120" w:before="0"/>
-      </w:pPr>
-      <w:r>
-        <w:rPr>
-          <w:rFonts w:ascii="Arial" w:eastAsia="Arial" w:hAnsi="Arial"/>
-          <w:color w:val="000000"/>
-          <w:sz w:val="22"/>
-          <w:lang w:val="ky-KG"/>
-        </w:rPr>
-        <w:t>кум болсо силерге керек болушу мүмкүн, бирок анчалык маанилүү эмес башка нерселердин белгиси.</w:t>
-      </w:r>
-    </w:p>
-    <w:p>
-      <w:pPr>
-        <w:keepNext/>
-        <w:keepLines w:val="0"/>
-        <w:pageBreakBefore w:val="0"/>
-        <w:widowControl/>
-        <w:spacing w:line="269" w:lineRule="auto" w:after="120" w:before="0"/>
-      </w:pPr>
-      <w:r>
-        <w:rPr>
-          <w:rFonts w:ascii="Arial" w:eastAsia="Arial" w:hAnsi="Arial"/>
-          <w:color w:val="000000"/>
-          <w:sz w:val="22"/>
-          <w:lang w:val="ky-KG"/>
-        </w:rPr>
-        <w:t>Эгер мен банканы адегенде кумга толтурсам, гольф топторуна да, шагылдарга да орун калмак эмес. Жашоо да ушундай. Эгер аны майда, маанисиз нерселерге толтуруп, бүт убактыбыз менен күчүбүздү ошолорго сарптасак, эң маанилүү нерселерге убакыт калбайт.</w:t>
-      </w:r>
-    </w:p>
-    <w:p>
-      <w:pPr>
-        <w:pStyle w:val="Moral"/>
-        <w:keepNext/>
-        <w:keepLines/>
-        <w:pageBreakBefore w:val="0"/>
-        <w:widowControl/>
-        <w:spacing w:before="120" w:after="120" w:line="269" w:lineRule="auto"/>
-        <w:ind w:left="240" w:right="240"/>
-        <w:rPr>
-          <w:lang w:val="ru-RU"/>
-        </w:rPr>
-      </w:pPr>
-      <w:r>
-        <w:rPr>
-          <w:rFonts w:ascii="Arial" w:hAnsi="Arial"/>
-          <w:b/>
-          <w:color w:val="000000"/>
-          <w:sz w:val="22"/>
-          <w:lang w:val="ky-KG"/>
-        </w:rPr>
-        <w:t>Сабак: Жашооңдо адегенде үй-бүлөңө, сүйүүгө, ден соолугуңа орун бер. Бүт убактыңды майда иштерге сарптасаң, эң баалуу нерселерге убакытың калбайт.</w:t>
-      </w:r>
-      <w:r>
-        <w:rPr>
-          <w:rFonts w:ascii="Arial" w:hAnsi="Arial"/>
-          <w:color w:val="000000"/>
-          <w:sz w:val="22"/>
-          <w:lang w:val="ky-KG"/>
-        </w:rPr>
-      </w:r>
-    </w:p>
-    <w:p>
-      <w:pPr>
-        <w:keepNext w:val="0"/>
-        <w:keepLines w:val="0"/>
-        <w:pageBreakBefore w:val="0"/>
-        <w:widowControl/>
-        <w:spacing w:before="0" w:after="160" w:line="269" w:lineRule="auto"/>
-        <w:jc w:val="right"/>
-      </w:pPr>
-      <w:r>
-        <w:rPr>
-          <w:rFonts w:ascii="Arial" w:eastAsia="Arial" w:hAnsi="Arial" w:cs="Arial"/>
-          <w:i/>
-          <w:color w:val="000000"/>
-          <w:sz w:val="18"/>
-          <w:lang w:val="ky-KG"/>
-        </w:rPr>
-        <w:t>Аңгемелер ачык интернет булактарынан алынган, иллюстрациялар болсо ЖИ менен түзүлгөн.</w:t>
+        <w:t>Аңгемелер интернеттен чогултулуп, жасалма интеллекттин жардамы менен иштелип чыккан. Бардык сүрөттөр жасалма интеллект аркылуу түзүлгөн.</w:t>
       </w:r>
     </w:p>
     <w:sectPr>
@@ -1176,7 +949,6 @@
     </w:pPr>
     <w:rPr>
       <w:rFonts w:asciiTheme="majorHAnsi" w:eastAsiaTheme="majorEastAsia" w:hAnsiTheme="majorHAnsi" w:cstheme="majorBidi"/>
-      <w:color w:val="000000"/>
       <w:sz w:val="40"/>
       <w:szCs w:val="40"/>
     </w:rPr>
@@ -1198,7 +970,6 @@
     </w:pPr>
     <w:rPr>
       <w:rFonts w:asciiTheme="majorHAnsi" w:eastAsiaTheme="majorEastAsia" w:hAnsiTheme="majorHAnsi" w:cstheme="majorBidi"/>
-      <w:color w:val="000000"/>
       <w:sz w:val="32"/>
       <w:szCs w:val="32"/>
     </w:rPr>
@@ -1221,7 +992,6 @@
     </w:pPr>
     <w:rPr>
       <w:rFonts w:eastAsiaTheme="majorEastAsia" w:cstheme="majorBidi"/>
-      <w:color w:val="000000"/>
       <w:sz w:val="28"/>
       <w:szCs w:val="28"/>
     </w:rPr>
@@ -1246,7 +1016,6 @@
       <w:rFonts w:eastAsiaTheme="majorEastAsia" w:cstheme="majorBidi"/>
       <w:i/>
       <w:iCs/>
-      <w:color w:val="000000"/>
     </w:rPr>
   </w:style>
   <w:style w:type="paragraph" w:styleId="Heading5">
@@ -1267,7 +1036,6 @@
     </w:pPr>
     <w:rPr>
       <w:rFonts w:eastAsiaTheme="majorEastAsia" w:cstheme="majorBidi"/>
-      <w:color w:val="000000"/>
     </w:rPr>
   </w:style>
   <w:style w:type="paragraph" w:styleId="Heading6">
@@ -1290,7 +1058,6 @@
       <w:rFonts w:eastAsiaTheme="majorEastAsia" w:cstheme="majorBidi"/>
       <w:i/>
       <w:iCs/>
-      <w:color w:val="000000"/>
     </w:rPr>
   </w:style>
   <w:style w:type="paragraph" w:styleId="Heading7">
@@ -1311,7 +1078,6 @@
     </w:pPr>
     <w:rPr>
       <w:rFonts w:eastAsiaTheme="majorEastAsia" w:cstheme="majorBidi"/>
-      <w:color w:val="000000"/>
     </w:rPr>
   </w:style>
   <w:style w:type="paragraph" w:styleId="Heading8">
@@ -1334,7 +1100,6 @@
       <w:rFonts w:eastAsiaTheme="majorEastAsia" w:cstheme="majorBidi"/>
       <w:i/>
       <w:iCs/>
-      <w:color w:val="000000"/>
     </w:rPr>
   </w:style>
   <w:style w:type="paragraph" w:styleId="Heading9">
@@ -1355,13 +1120,11 @@
     </w:pPr>
     <w:rPr>
       <w:rFonts w:eastAsiaTheme="majorEastAsia" w:cstheme="majorBidi"/>
-      <w:color w:val="000000"/>
     </w:rPr>
   </w:style>
   <w:style w:type="character" w:default="1" w:styleId="DefaultParagraphFont">
     <w:name w:val="Default Paragraph Font"/>
     <w:uiPriority w:val="1"/>
-    <w:semiHidden/>
     <w:unhideWhenUsed/>
   </w:style>
   <w:style w:type="table" w:default="1" w:styleId="TableNormal">
@@ -1517,7 +1280,6 @@
     </w:pPr>
     <w:rPr>
       <w:rFonts w:asciiTheme="majorHAnsi" w:eastAsiaTheme="majorEastAsia" w:hAnsiTheme="majorHAnsi" w:cstheme="majorBidi"/>
-      <w:color w:val="000000"/>
       <w:spacing w:val="-10"/>
       <w:kern w:val="28"/>
       <w:sz w:val="56"/>
@@ -1553,7 +1315,6 @@
     </w:pPr>
     <w:rPr>
       <w:rFonts w:eastAsiaTheme="majorEastAsia" w:cstheme="majorBidi"/>
-      <w:color w:val="000000"/>
       <w:spacing w:val="15"/>
       <w:sz w:val="28"/>
       <w:szCs w:val="28"/>
@@ -1588,7 +1349,6 @@
     <w:rPr>
       <w:i/>
       <w:iCs/>
-      <w:color w:val="000000"/>
     </w:rPr>
   </w:style>
   <w:style w:type="character" w:customStyle="1" w:styleId="QuoteChar">
@@ -1613,9 +1373,6 @@
       <w:ind w:left="720"/>
       <w:contextualSpacing/>
     </w:pPr>
-    <w:rPr>
-      <w:color w:val="000000"/>
-    </w:rPr>
   </w:style>
   <w:style w:type="character" w:styleId="IntenseEmphasis">
     <w:name w:val="Intense Emphasis"/>
@@ -1645,7 +1402,6 @@
     <w:rPr>
       <w:i/>
       <w:iCs/>
-      <w:color w:val="000000"/>
     </w:rPr>
   </w:style>
   <w:style w:type="character" w:customStyle="1" w:styleId="IntenseQuoteChar">
@@ -1685,9 +1441,6 @@
     <w:pPr>
       <w:spacing w:after="100"/>
     </w:pPr>
-    <w:rPr>
-      <w:color w:val="000000"/>
-    </w:rPr>
   </w:style>
   <w:style w:type="paragraph" w:customStyle="1" w:styleId="Moral">
     <w:name w:val="Moral"/>
@@ -1699,7 +1452,6 @@
     <w:rPr>
       <w:rFonts w:ascii="Arial" w:eastAsia="Arial" w:hAnsi="Arial"/>
       <w:i/>
-      <w:color w:val="000000"/>
       <w:kern w:val="0"/>
       <w:sz w:val="22"/>
       <w:szCs w:val="22"/>
@@ -1721,9 +1473,6 @@
       </w:tabs>
       <w:spacing w:after="0" w:line="240" w:lineRule="auto"/>
     </w:pPr>
-    <w:rPr>
-      <w:color w:val="000000"/>
-    </w:rPr>
   </w:style>
   <w:style w:type="character" w:customStyle="1" w:styleId="HeaderChar">
     <w:name w:val="Header Char"/>
@@ -1746,9 +1495,6 @@
       </w:tabs>
       <w:spacing w:after="0" w:line="240" w:lineRule="auto"/>
     </w:pPr>
-    <w:rPr>
-      <w:color w:val="000000"/>
-    </w:rPr>
   </w:style>
   <w:style w:type="character" w:customStyle="1" w:styleId="FooterChar">
     <w:name w:val="Footer Char"/>
@@ -1771,7 +1517,6 @@
     </w:pPr>
     <w:rPr>
       <w:rFonts w:eastAsiaTheme="minorEastAsia"/>
-      <w:color w:val="000000"/>
     </w:rPr>
   </w:style>
   <w:style w:type="paragraph" w:styleId="TOC3">
@@ -1788,7 +1533,6 @@
     </w:pPr>
     <w:rPr>
       <w:rFonts w:eastAsiaTheme="minorEastAsia"/>
-      <w:color w:val="000000"/>
     </w:rPr>
   </w:style>
   <w:style w:type="paragraph" w:styleId="TOC4">
@@ -1805,7 +1549,6 @@
     </w:pPr>
     <w:rPr>
       <w:rFonts w:eastAsiaTheme="minorEastAsia"/>
-      <w:color w:val="000000"/>
     </w:rPr>
   </w:style>
   <w:style w:type="paragraph" w:styleId="TOC5">
@@ -1822,7 +1565,6 @@
     </w:pPr>
     <w:rPr>
       <w:rFonts w:eastAsiaTheme="minorEastAsia"/>
-      <w:color w:val="000000"/>
     </w:rPr>
   </w:style>
   <w:style w:type="paragraph" w:styleId="TOC6">
@@ -1839,7 +1581,6 @@
     </w:pPr>
     <w:rPr>
       <w:rFonts w:eastAsiaTheme="minorEastAsia"/>
-      <w:color w:val="000000"/>
     </w:rPr>
   </w:style>
   <w:style w:type="paragraph" w:styleId="TOC7">
@@ -1856,7 +1597,6 @@
     </w:pPr>
     <w:rPr>
       <w:rFonts w:eastAsiaTheme="minorEastAsia"/>
-      <w:color w:val="000000"/>
     </w:rPr>
   </w:style>
   <w:style w:type="paragraph" w:styleId="TOC8">
@@ -1873,7 +1613,6 @@
     </w:pPr>
     <w:rPr>
       <w:rFonts w:eastAsiaTheme="minorEastAsia"/>
-      <w:color w:val="000000"/>
     </w:rPr>
   </w:style>
   <w:style w:type="paragraph" w:styleId="TOC9">
@@ -1890,7 +1629,6 @@
     </w:pPr>
     <w:rPr>
       <w:rFonts w:eastAsiaTheme="minorEastAsia"/>
-      <w:color w:val="000000"/>
     </w:rPr>
   </w:style>
   <w:style w:type="paragraph" w:styleId="TOCHeading">
@@ -1906,7 +1644,6 @@
       <w:outlineLvl w:val="9"/>
     </w:pPr>
     <w:rPr>
-      <w:color w:val="000000"/>
       <w:kern w:val="0"/>
       <w:sz w:val="32"/>
       <w:szCs w:val="32"/>
